--- a/Workshops/Workshop 4 - Diagnosing LM with continuous predictors/W4.docx
+++ b/Workshops/Workshop 4 - Diagnosing LM with continuous predictors/W4.docx
@@ -101,7 +101,7 @@
         <w:t xml:space="preserve"> </w:t>
       </w:r>
       <w:r>
-        <w:t xml:space="preserve">2024-08-18</w:t>
+        <w:t xml:space="preserve">2024-09-17</w:t>
       </w:r>
     </w:p>
     <w:sdt>
@@ -636,13 +636,13 @@
       </w:r>
     </w:p>
     <w:bookmarkEnd w:id="22"/>
-    <w:bookmarkStart w:id="70" w:name="diagnosing"/>
+    <w:bookmarkStart w:id="70" w:name="diagnosing-the-four-horseman"/>
     <w:p>
       <w:pPr>
         <w:pStyle w:val="Heading1"/>
       </w:pPr>
       <w:r>
-        <w:t xml:space="preserve">Diagnosing</w:t>
+        <w:t xml:space="preserve">Diagnosing the four horseman</w:t>
       </w:r>
     </w:p>
     <w:p>
@@ -650,7 +650,25 @@
         <w:pStyle w:val="FirstParagraph"/>
       </w:pPr>
       <w:r>
-        <w:t xml:space="preserve">We’re now ready to perform some diagnostics. The code to fo this is relatively straightforward: you just need to</w:t>
+        <w:t xml:space="preserve">We’re now ready to perform some diagnostics using those</w:t>
+      </w:r>
+      <w:r>
+        <w:t xml:space="preserve"> </w:t>
+      </w:r>
+      <w:r>
+        <w:t xml:space="preserve">“</w:t>
+      </w:r>
+      <w:r>
+        <w:t xml:space="preserve">four horseman</w:t>
+      </w:r>
+      <w:r>
+        <w:t xml:space="preserve">”</w:t>
+      </w:r>
+      <w:r>
+        <w:t xml:space="preserve"> </w:t>
+      </w:r>
+      <w:r>
+        <w:t xml:space="preserve">(of the apocalypse) plots. The code to fo this is relatively straightforward: you just need to</w:t>
       </w:r>
       <w:r>
         <w:t xml:space="preserve"> </w:t>
@@ -1307,7 +1325,7 @@
         <w:pStyle w:val="FirstParagraph"/>
       </w:pPr>
       <w:r>
-        <w:t xml:space="preserve">One of the key assumptions we examine is Linearity, which is one of the more important assumption we generally care about. (It’s often combined with additivity because they share similar properties and consequences.) For the linearity assumption, if the residuals display any kind of</w:t>
+        <w:t xml:space="preserve">One of the key assumptions we examine is Linearity, which is one of the more important assumptions we generally care about. (It’s often combined with additivity because they share similar properties and consequences.) For the linearity assumption, if the residuals display any kind of</w:t>
       </w:r>
       <w:r>
         <w:t xml:space="preserve"> </w:t>
@@ -1343,633 +1361,7 @@
     </w:p>
     <w:p>
       <w:pPr>
-        <w:pStyle w:val="SourceCode"/>
-      </w:pPr>
-      <w:r>
-        <w:rPr>
-          <w:rStyle w:val="NormalTok"/>
-        </w:rPr>
-        <w:t xml:space="preserve">df </w:t>
-      </w:r>
-      <w:r>
-        <w:rPr>
-          <w:rStyle w:val="OtherTok"/>
-        </w:rPr>
-        <w:t xml:space="preserve">&lt;-</w:t>
-      </w:r>
-      <w:r>
-        <w:rPr>
-          <w:rStyle w:val="NormalTok"/>
-        </w:rPr>
-        <w:t xml:space="preserve"> </w:t>
-      </w:r>
-      <w:r>
-        <w:rPr>
-          <w:rStyle w:val="FunctionTok"/>
-        </w:rPr>
-        <w:t xml:space="preserve">data.frame</w:t>
-      </w:r>
-      <w:r>
-        <w:rPr>
-          <w:rStyle w:val="NormalTok"/>
-        </w:rPr>
-        <w:t xml:space="preserve">(</w:t>
-      </w:r>
-      <w:r>
-        <w:rPr>
-          <w:rStyle w:val="AttributeTok"/>
-        </w:rPr>
-        <w:t xml:space="preserve">x =</w:t>
-      </w:r>
-      <w:r>
-        <w:rPr>
-          <w:rStyle w:val="NormalTok"/>
-        </w:rPr>
-        <w:t xml:space="preserve"> </w:t>
-      </w:r>
-      <w:r>
-        <w:rPr>
-          <w:rStyle w:val="DecValTok"/>
-        </w:rPr>
-        <w:t xml:space="preserve">0</w:t>
-      </w:r>
-      <w:r>
-        <w:rPr>
-          <w:rStyle w:val="SpecialCharTok"/>
-        </w:rPr>
-        <w:t xml:space="preserve">:</w:t>
-      </w:r>
-      <w:r>
-        <w:rPr>
-          <w:rStyle w:val="DecValTok"/>
-        </w:rPr>
-        <w:t xml:space="preserve">100</w:t>
-      </w:r>
-      <w:r>
-        <w:rPr>
-          <w:rStyle w:val="NormalTok"/>
-        </w:rPr>
-        <w:t xml:space="preserve">)</w:t>
-      </w:r>
-      <w:r>
-        <w:br/>
-      </w:r>
-      <w:r>
-        <w:rPr>
-          <w:rStyle w:val="NormalTok"/>
-        </w:rPr>
-        <w:t xml:space="preserve">df</w:t>
-      </w:r>
-      <w:r>
-        <w:rPr>
-          <w:rStyle w:val="SpecialCharTok"/>
-        </w:rPr>
-        <w:t xml:space="preserve">$</w:t>
-      </w:r>
-      <w:r>
-        <w:rPr>
-          <w:rStyle w:val="NormalTok"/>
-        </w:rPr>
-        <w:t xml:space="preserve">y </w:t>
-      </w:r>
-      <w:r>
-        <w:rPr>
-          <w:rStyle w:val="OtherTok"/>
-        </w:rPr>
-        <w:t xml:space="preserve">&lt;-</w:t>
-      </w:r>
-      <w:r>
-        <w:rPr>
-          <w:rStyle w:val="NormalTok"/>
-        </w:rPr>
-        <w:t xml:space="preserve"> </w:t>
-      </w:r>
-      <w:r>
-        <w:rPr>
-          <w:rStyle w:val="FunctionTok"/>
-        </w:rPr>
-        <w:t xml:space="preserve">rnorm</w:t>
-      </w:r>
-      <w:r>
-        <w:rPr>
-          <w:rStyle w:val="NormalTok"/>
-        </w:rPr>
-        <w:t xml:space="preserve">(</w:t>
-      </w:r>
-      <w:r>
-        <w:rPr>
-          <w:rStyle w:val="AttributeTok"/>
-        </w:rPr>
-        <w:t xml:space="preserve">n =</w:t>
-      </w:r>
-      <w:r>
-        <w:rPr>
-          <w:rStyle w:val="NormalTok"/>
-        </w:rPr>
-        <w:t xml:space="preserve"> </w:t>
-      </w:r>
-      <w:r>
-        <w:rPr>
-          <w:rStyle w:val="FunctionTok"/>
-        </w:rPr>
-        <w:t xml:space="preserve">nrow</w:t>
-      </w:r>
-      <w:r>
-        <w:rPr>
-          <w:rStyle w:val="NormalTok"/>
-        </w:rPr>
-        <w:t xml:space="preserve">(df), </w:t>
-      </w:r>
-      <w:r>
-        <w:rPr>
-          <w:rStyle w:val="AttributeTok"/>
-        </w:rPr>
-        <w:t xml:space="preserve">mean =</w:t>
-      </w:r>
-      <w:r>
-        <w:rPr>
-          <w:rStyle w:val="NormalTok"/>
-        </w:rPr>
-        <w:t xml:space="preserve"> </w:t>
-      </w:r>
-      <w:r>
-        <w:rPr>
-          <w:rStyle w:val="DecValTok"/>
-        </w:rPr>
-        <w:t xml:space="preserve">0</w:t>
-      </w:r>
-      <w:r>
-        <w:rPr>
-          <w:rStyle w:val="NormalTok"/>
-        </w:rPr>
-        <w:t xml:space="preserve"> </w:t>
-      </w:r>
-      <w:r>
-        <w:rPr>
-          <w:rStyle w:val="SpecialCharTok"/>
-        </w:rPr>
-        <w:t xml:space="preserve">+</w:t>
-      </w:r>
-      <w:r>
-        <w:rPr>
-          <w:rStyle w:val="NormalTok"/>
-        </w:rPr>
-        <w:t xml:space="preserve"> </w:t>
-      </w:r>
-      <w:r>
-        <w:rPr>
-          <w:rStyle w:val="FloatTok"/>
-        </w:rPr>
-        <w:t xml:space="preserve">2.5</w:t>
-      </w:r>
-      <w:r>
-        <w:rPr>
-          <w:rStyle w:val="NormalTok"/>
-        </w:rPr>
-        <w:t xml:space="preserve"> </w:t>
-      </w:r>
-      <w:r>
-        <w:rPr>
-          <w:rStyle w:val="SpecialCharTok"/>
-        </w:rPr>
-        <w:t xml:space="preserve">*</w:t>
-      </w:r>
-      <w:r>
-        <w:rPr>
-          <w:rStyle w:val="NormalTok"/>
-        </w:rPr>
-        <w:t xml:space="preserve"> df</w:t>
-      </w:r>
-      <w:r>
-        <w:rPr>
-          <w:rStyle w:val="SpecialCharTok"/>
-        </w:rPr>
-        <w:t xml:space="preserve">$</w:t>
-      </w:r>
-      <w:r>
-        <w:rPr>
-          <w:rStyle w:val="NormalTok"/>
-        </w:rPr>
-        <w:t xml:space="preserve">x </w:t>
-      </w:r>
-      <w:r>
-        <w:rPr>
-          <w:rStyle w:val="SpecialCharTok"/>
-        </w:rPr>
-        <w:t xml:space="preserve">+</w:t>
-      </w:r>
-      <w:r>
-        <w:rPr>
-          <w:rStyle w:val="NormalTok"/>
-        </w:rPr>
-        <w:t xml:space="preserve"> </w:t>
-      </w:r>
-      <w:r>
-        <w:rPr>
-          <w:rStyle w:val="FloatTok"/>
-        </w:rPr>
-        <w:t xml:space="preserve">0.05</w:t>
-      </w:r>
-      <w:r>
-        <w:rPr>
-          <w:rStyle w:val="NormalTok"/>
-        </w:rPr>
-        <w:t xml:space="preserve"> </w:t>
-      </w:r>
-      <w:r>
-        <w:rPr>
-          <w:rStyle w:val="SpecialCharTok"/>
-        </w:rPr>
-        <w:t xml:space="preserve">*</w:t>
-      </w:r>
-      <w:r>
-        <w:rPr>
-          <w:rStyle w:val="NormalTok"/>
-        </w:rPr>
-        <w:t xml:space="preserve"> df</w:t>
-      </w:r>
-      <w:r>
-        <w:rPr>
-          <w:rStyle w:val="SpecialCharTok"/>
-        </w:rPr>
-        <w:t xml:space="preserve">$</w:t>
-      </w:r>
-      <w:r>
-        <w:rPr>
-          <w:rStyle w:val="NormalTok"/>
-        </w:rPr>
-        <w:t xml:space="preserve">x</w:t>
-      </w:r>
-      <w:r>
-        <w:rPr>
-          <w:rStyle w:val="SpecialCharTok"/>
-        </w:rPr>
-        <w:t xml:space="preserve">^</w:t>
-      </w:r>
-      <w:r>
-        <w:rPr>
-          <w:rStyle w:val="DecValTok"/>
-        </w:rPr>
-        <w:t xml:space="preserve">2</w:t>
-      </w:r>
-      <w:r>
-        <w:rPr>
-          <w:rStyle w:val="NormalTok"/>
-        </w:rPr>
-        <w:t xml:space="preserve"> </w:t>
-      </w:r>
-      <w:r>
-        <w:rPr>
-          <w:rStyle w:val="SpecialCharTok"/>
-        </w:rPr>
-        <w:t xml:space="preserve">+</w:t>
-      </w:r>
-      <w:r>
-        <w:rPr>
-          <w:rStyle w:val="NormalTok"/>
-        </w:rPr>
-        <w:t xml:space="preserve"> </w:t>
-      </w:r>
-      <w:r>
-        <w:rPr>
-          <w:rStyle w:val="SpecialCharTok"/>
-        </w:rPr>
-        <w:t xml:space="preserve">-</w:t>
-      </w:r>
-      <w:r>
-        <w:rPr>
-          <w:rStyle w:val="FloatTok"/>
-        </w:rPr>
-        <w:t xml:space="preserve">0.003</w:t>
-      </w:r>
-      <w:r>
-        <w:rPr>
-          <w:rStyle w:val="NormalTok"/>
-        </w:rPr>
-        <w:t xml:space="preserve"> </w:t>
-      </w:r>
-      <w:r>
-        <w:rPr>
-          <w:rStyle w:val="SpecialCharTok"/>
-        </w:rPr>
-        <w:t xml:space="preserve">*</w:t>
-      </w:r>
-      <w:r>
-        <w:rPr>
-          <w:rStyle w:val="NormalTok"/>
-        </w:rPr>
-        <w:t xml:space="preserve"> df</w:t>
-      </w:r>
-      <w:r>
-        <w:rPr>
-          <w:rStyle w:val="SpecialCharTok"/>
-        </w:rPr>
-        <w:t xml:space="preserve">$</w:t>
-      </w:r>
-      <w:r>
-        <w:rPr>
-          <w:rStyle w:val="NormalTok"/>
-        </w:rPr>
-        <w:t xml:space="preserve">x</w:t>
-      </w:r>
-      <w:r>
-        <w:rPr>
-          <w:rStyle w:val="SpecialCharTok"/>
-        </w:rPr>
-        <w:t xml:space="preserve">^</w:t>
-      </w:r>
-      <w:r>
-        <w:rPr>
-          <w:rStyle w:val="DecValTok"/>
-        </w:rPr>
-        <w:t xml:space="preserve">3</w:t>
-      </w:r>
-      <w:r>
-        <w:rPr>
-          <w:rStyle w:val="NormalTok"/>
-        </w:rPr>
-        <w:t xml:space="preserve">, </w:t>
-      </w:r>
-      <w:r>
-        <w:rPr>
-          <w:rStyle w:val="AttributeTok"/>
-        </w:rPr>
-        <w:t xml:space="preserve">sd =</w:t>
-      </w:r>
-      <w:r>
-        <w:rPr>
-          <w:rStyle w:val="NormalTok"/>
-        </w:rPr>
-        <w:t xml:space="preserve"> </w:t>
-      </w:r>
-      <w:r>
-        <w:rPr>
-          <w:rStyle w:val="DecValTok"/>
-        </w:rPr>
-        <w:t xml:space="preserve">100</w:t>
-      </w:r>
-      <w:r>
-        <w:rPr>
-          <w:rStyle w:val="NormalTok"/>
-        </w:rPr>
-        <w:t xml:space="preserve">)</w:t>
-      </w:r>
-      <w:r>
-        <w:br/>
-      </w:r>
-      <w:r>
-        <w:rPr>
-          <w:rStyle w:val="FunctionTok"/>
-        </w:rPr>
-        <w:t xml:space="preserve">ggplot</w:t>
-      </w:r>
-      <w:r>
-        <w:rPr>
-          <w:rStyle w:val="NormalTok"/>
-        </w:rPr>
-        <w:t xml:space="preserve">(df, </w:t>
-      </w:r>
-      <w:r>
-        <w:rPr>
-          <w:rStyle w:val="FunctionTok"/>
-        </w:rPr>
-        <w:t xml:space="preserve">aes</w:t>
-      </w:r>
-      <w:r>
-        <w:rPr>
-          <w:rStyle w:val="NormalTok"/>
-        </w:rPr>
-        <w:t xml:space="preserve">(</w:t>
-      </w:r>
-      <w:r>
-        <w:rPr>
-          <w:rStyle w:val="AttributeTok"/>
-        </w:rPr>
-        <w:t xml:space="preserve">x =</w:t>
-      </w:r>
-      <w:r>
-        <w:rPr>
-          <w:rStyle w:val="NormalTok"/>
-        </w:rPr>
-        <w:t xml:space="preserve"> x, </w:t>
-      </w:r>
-      <w:r>
-        <w:rPr>
-          <w:rStyle w:val="AttributeTok"/>
-        </w:rPr>
-        <w:t xml:space="preserve">y =</w:t>
-      </w:r>
-      <w:r>
-        <w:rPr>
-          <w:rStyle w:val="NormalTok"/>
-        </w:rPr>
-        <w:t xml:space="preserve"> y)) </w:t>
-      </w:r>
-      <w:r>
-        <w:rPr>
-          <w:rStyle w:val="SpecialCharTok"/>
-        </w:rPr>
-        <w:t xml:space="preserve">+</w:t>
-      </w:r>
-      <w:r>
-        <w:br/>
-      </w:r>
-      <w:r>
-        <w:rPr>
-          <w:rStyle w:val="NormalTok"/>
-        </w:rPr>
-        <w:t xml:space="preserve">  </w:t>
-      </w:r>
-      <w:r>
-        <w:rPr>
-          <w:rStyle w:val="FunctionTok"/>
-        </w:rPr>
-        <w:t xml:space="preserve">geom_point</w:t>
-      </w:r>
-      <w:r>
-        <w:rPr>
-          <w:rStyle w:val="NormalTok"/>
-        </w:rPr>
-        <w:t xml:space="preserve">() </w:t>
-      </w:r>
-      <w:r>
-        <w:rPr>
-          <w:rStyle w:val="SpecialCharTok"/>
-        </w:rPr>
-        <w:t xml:space="preserve">+</w:t>
-      </w:r>
-      <w:r>
-        <w:br/>
-      </w:r>
-      <w:r>
-        <w:rPr>
-          <w:rStyle w:val="NormalTok"/>
-        </w:rPr>
-        <w:t xml:space="preserve">  </w:t>
-      </w:r>
-      <w:r>
-        <w:rPr>
-          <w:rStyle w:val="FunctionTok"/>
-        </w:rPr>
-        <w:t xml:space="preserve">geom_smooth</w:t>
-      </w:r>
-      <w:r>
-        <w:rPr>
-          <w:rStyle w:val="NormalTok"/>
-        </w:rPr>
-        <w:t xml:space="preserve">(</w:t>
-      </w:r>
-      <w:r>
-        <w:rPr>
-          <w:rStyle w:val="AttributeTok"/>
-        </w:rPr>
-        <w:t xml:space="preserve">method =</w:t>
-      </w:r>
-      <w:r>
-        <w:rPr>
-          <w:rStyle w:val="NormalTok"/>
-        </w:rPr>
-        <w:t xml:space="preserve"> </w:t>
-      </w:r>
-      <w:r>
-        <w:rPr>
-          <w:rStyle w:val="StringTok"/>
-        </w:rPr>
-        <w:t xml:space="preserve">"lm"</w:t>
-      </w:r>
-      <w:r>
-        <w:rPr>
-          <w:rStyle w:val="NormalTok"/>
-        </w:rPr>
-        <w:t xml:space="preserve">, </w:t>
-      </w:r>
-      <w:r>
-        <w:rPr>
-          <w:rStyle w:val="AttributeTok"/>
-        </w:rPr>
-        <w:t xml:space="preserve">se =</w:t>
-      </w:r>
-      <w:r>
-        <w:rPr>
-          <w:rStyle w:val="NormalTok"/>
-        </w:rPr>
-        <w:t xml:space="preserve"> F) </w:t>
-      </w:r>
-      <w:r>
-        <w:rPr>
-          <w:rStyle w:val="SpecialCharTok"/>
-        </w:rPr>
-        <w:t xml:space="preserve">+</w:t>
-      </w:r>
-      <w:r>
-        <w:br/>
-      </w:r>
-      <w:r>
-        <w:rPr>
-          <w:rStyle w:val="NormalTok"/>
-        </w:rPr>
-        <w:t xml:space="preserve">  </w:t>
-      </w:r>
-      <w:r>
-        <w:rPr>
-          <w:rStyle w:val="FunctionTok"/>
-        </w:rPr>
-        <w:t xml:space="preserve">labs</w:t>
-      </w:r>
-      <w:r>
-        <w:rPr>
-          <w:rStyle w:val="NormalTok"/>
-        </w:rPr>
-        <w:t xml:space="preserve">(</w:t>
-      </w:r>
-      <w:r>
-        <w:rPr>
-          <w:rStyle w:val="AttributeTok"/>
-        </w:rPr>
-        <w:t xml:space="preserve">x =</w:t>
-      </w:r>
-      <w:r>
-        <w:rPr>
-          <w:rStyle w:val="NormalTok"/>
-        </w:rPr>
-        <w:t xml:space="preserve"> </w:t>
-      </w:r>
-      <w:r>
-        <w:rPr>
-          <w:rStyle w:val="StringTok"/>
-        </w:rPr>
-        <w:t xml:space="preserve">"Explanatory variable"</w:t>
-      </w:r>
-      <w:r>
-        <w:rPr>
-          <w:rStyle w:val="NormalTok"/>
-        </w:rPr>
-        <w:t xml:space="preserve">,</w:t>
-      </w:r>
-      <w:r>
-        <w:br/>
-      </w:r>
-      <w:r>
-        <w:rPr>
-          <w:rStyle w:val="NormalTok"/>
-        </w:rPr>
-        <w:t xml:space="preserve">       </w:t>
-      </w:r>
-      <w:r>
-        <w:rPr>
-          <w:rStyle w:val="AttributeTok"/>
-        </w:rPr>
-        <w:t xml:space="preserve">y =</w:t>
-      </w:r>
-      <w:r>
-        <w:rPr>
-          <w:rStyle w:val="NormalTok"/>
-        </w:rPr>
-        <w:t xml:space="preserve"> </w:t>
-      </w:r>
-      <w:r>
-        <w:rPr>
-          <w:rStyle w:val="StringTok"/>
-        </w:rPr>
-        <w:t xml:space="preserve">"Response variable"</w:t>
-      </w:r>
-      <w:r>
-        <w:rPr>
-          <w:rStyle w:val="NormalTok"/>
-        </w:rPr>
-        <w:t xml:space="preserve">) </w:t>
-      </w:r>
-      <w:r>
-        <w:rPr>
-          <w:rStyle w:val="SpecialCharTok"/>
-        </w:rPr>
-        <w:t xml:space="preserve">+</w:t>
-      </w:r>
-      <w:r>
-        <w:br/>
-      </w:r>
-      <w:r>
-        <w:rPr>
-          <w:rStyle w:val="NormalTok"/>
-        </w:rPr>
-        <w:t xml:space="preserve">  </w:t>
-      </w:r>
-      <w:r>
-        <w:rPr>
-          <w:rStyle w:val="FunctionTok"/>
-        </w:rPr>
-        <w:t xml:space="preserve">theme_minimal</w:t>
-      </w:r>
-      <w:r>
-        <w:rPr>
-          <w:rStyle w:val="NormalTok"/>
-        </w:rPr>
-        <w:t xml:space="preserve">()</w:t>
-      </w:r>
-    </w:p>
-    <w:p>
-      <w:pPr>
-        <w:pStyle w:val="FirstParagraph"/>
+        <w:pStyle w:val="BodyText"/>
       </w:pPr>
       <w:r>
         <w:drawing>
@@ -2413,6 +1805,14 @@
         <w:t xml:space="preserve">The important point is to consider whether breaking this assumption is a significant concern for your analysis. If you are not using P-values and you’re not terribly concerned about uncertainty, then break this assumption may not be a major issue.</w:t>
       </w:r>
     </w:p>
+    <w:p>
+      <w:pPr>
+        <w:pStyle w:val="BodyText"/>
+      </w:pPr>
+      <w:r>
+        <w:t xml:space="preserve">Hopefully that makes sense, so we’ll get back to diagnosing our boto model.</w:t>
+      </w:r>
+    </w:p>
     <w:bookmarkEnd w:id="45"/>
     <w:bookmarkEnd w:id="46"/>
     <w:bookmarkStart w:id="50" w:name="scale-location"/>
@@ -3345,7 +2745,7 @@
       <w:r>
         <w:drawing>
           <wp:inline>
-            <wp:extent cx="4620126" cy="3696101"/>
+            <wp:extent cx="5943600" cy="7132320"/>
             <wp:effectExtent b="0" l="0" r="0" t="0"/>
             <wp:docPr descr="" title="" id="72" name="Picture"/>
             <a:graphic>
@@ -3366,7 +2766,7 @@
                   <pic:spPr bwMode="auto">
                     <a:xfrm>
                       <a:off x="0" y="0"/>
-                      <a:ext cx="4620126" cy="3696101"/>
+                      <a:ext cx="5943600" cy="7132320"/>
                     </a:xfrm>
                     <a:prstGeom prst="rect">
                       <a:avLst/>
